--- a/assets/docx/job-49_cover.docx
+++ b/assets/docx/job-49_cover.docx
@@ -69,32 +69,32 @@
     <w:p/>
     <w:p>
       <w:r>
-        <w:t>The heart of your posting is entry; water-quality testing, animal care, logs; SCUBA for</w:t>
+        <w:t>The heart of your posting is steady bench throughput and careful documentation. That is</w:t>
       </w:r>
     </w:p>
     <w:p>
       <w:r>
-        <w:t>exhibit diving. That is close to work I have actually done: QC checks and GLP</w:t>
+        <w:t>close to work I have actually done: QC checks and GLP documentation, including flagging</w:t>
       </w:r>
     </w:p>
     <w:p>
       <w:r>
-        <w:t>documentation, including flagging anything out of specification. I am comfortable being</w:t>
+        <w:t>anything out of specification. I am comfortable being the person who keeps a bench tidy, a</w:t>
       </w:r>
     </w:p>
     <w:p>
       <w:r>
-        <w:t>the person who keeps a bench tidy, a record complete and a schedule kept. The last decade</w:t>
+        <w:t>record complete and a schedule kept. The last decade of running property operations on</w:t>
       </w:r>
     </w:p>
     <w:p>
       <w:r>
-        <w:t>of running property operations on contract sharpened exactly that: inventory, vendor</w:t>
+        <w:t>contract sharpened exactly that: inventory, vendor scheduling, compliance paperwork and</w:t>
       </w:r>
     </w:p>
     <w:p>
       <w:r>
-        <w:t>scheduling, compliance paperwork and receipts that reconcile.</w:t>
+        <w:t>receipts that reconcile.</w:t>
       </w:r>
     </w:p>
     <w:p/>
@@ -498,10 +498,6 @@
     <w:name w:val="Normal"/>
     <w:qFormat/>
     <w:rsid w:val="00FC693F"/>
-    <w:rPr>
-      <w:rFonts w:ascii="Calibri" w:hAnsi="Calibri"/>
-      <w:sz w:val="21"/>
-    </w:rPr>
   </w:style>
   <w:style w:type="paragraph" w:styleId="Header">
     <w:name w:val="header"/>
